--- a/syllabi/output/word-docx/middle-school-science.docx
+++ b/syllabi/output/word-docx/middle-school-science.docx
@@ -89,7 +89,7 @@
         <w:pStyle w:val="FirstParagraph"/>
       </w:pPr>
       <w:r>
-        <w:t xml:space="preserve">This course introduces core life, physical, and earth science ideas using the ByDesign Science text.</w:t>
+        <w:t xml:space="preserve">Middle School Science provides a broad introduction to life science, physical science, and Earth science. Students develop foundational scientific skills through hands-on experiments, modeling, observation, and inquiry-based learning. The course emphasizes curiosity, problem-solving, and real-world applications while preparing students for high-school level science.</w:t>
       </w:r>
     </w:p>
     <w:bookmarkEnd w:id="11"/>
